--- a/reports/lab_2/Отчёт_Лабораторная_работа_№2_ИС23_Сулейманов_А_Ш_.docx
+++ b/reports/lab_2/Отчёт_Лабораторная_работа_№2_ИС23_Сулейманов_А_Ш_.docx
@@ -681,7 +681,7 @@
             </w:rPr>
             <w:fldChar w:fldCharType="separate"/>
           </w:r>
-          <w:hyperlink w:anchor="_Toc243502044" w:history="1">
+          <w:hyperlink w:anchor="_Toc243504319" w:history="1">
             <w:r>
               <w:rPr>
                 <w:rStyle w:val="a8"/>
@@ -710,7 +710,7 @@
                 <w:noProof/>
                 <w:webHidden/>
               </w:rPr>
-              <w:instrText xml:space="preserve"> PAGEREF _Toc243502044 \h </w:instrText>
+              <w:instrText xml:space="preserve"> PAGEREF _Toc243504319 \h </w:instrText>
             </w:r>
             <w:r>
               <w:rPr>
@@ -757,7 +757,7 @@
               <w14:ligatures w14:val="standardContextual"/>
             </w:rPr>
           </w:pPr>
-          <w:hyperlink w:anchor="_Toc243502045" w:history="1">
+          <w:hyperlink w:anchor="_Toc243504320" w:history="1">
             <w:r>
               <w:rPr>
                 <w:rStyle w:val="a8"/>
@@ -786,7 +786,7 @@
                 <w:noProof/>
                 <w:webHidden/>
               </w:rPr>
-              <w:instrText xml:space="preserve"> PAGEREF _Toc243502045 \h </w:instrText>
+              <w:instrText xml:space="preserve"> PAGEREF _Toc243504320 \h </w:instrText>
             </w:r>
             <w:r>
               <w:rPr>
@@ -833,7 +833,7 @@
               <w14:ligatures w14:val="standardContextual"/>
             </w:rPr>
           </w:pPr>
-          <w:hyperlink w:anchor="_Toc243502046" w:history="1">
+          <w:hyperlink w:anchor="_Toc243504321" w:history="1">
             <w:r>
               <w:rPr>
                 <w:rStyle w:val="a8"/>
@@ -862,7 +862,7 @@
                 <w:noProof/>
                 <w:webHidden/>
               </w:rPr>
-              <w:instrText xml:space="preserve"> PAGEREF _Toc243502046 \h </w:instrText>
+              <w:instrText xml:space="preserve"> PAGEREF _Toc243504321 \h </w:instrText>
             </w:r>
             <w:r>
               <w:rPr>
@@ -909,7 +909,7 @@
               <w14:ligatures w14:val="standardContextual"/>
             </w:rPr>
           </w:pPr>
-          <w:hyperlink w:anchor="_Toc243502047" w:history="1">
+          <w:hyperlink w:anchor="_Toc243504322" w:history="1">
             <w:r>
               <w:rPr>
                 <w:rStyle w:val="a8"/>
@@ -938,7 +938,7 @@
                 <w:noProof/>
                 <w:webHidden/>
               </w:rPr>
-              <w:instrText xml:space="preserve"> PAGEREF _Toc243502047 \h </w:instrText>
+              <w:instrText xml:space="preserve"> PAGEREF _Toc243504322 \h </w:instrText>
             </w:r>
             <w:r>
               <w:rPr>
@@ -985,7 +985,7 @@
               <w14:ligatures w14:val="standardContextual"/>
             </w:rPr>
           </w:pPr>
-          <w:hyperlink w:anchor="_Toc243502048" w:history="1">
+          <w:hyperlink w:anchor="_Toc243504323" w:history="1">
             <w:r>
               <w:rPr>
                 <w:rStyle w:val="a8"/>
@@ -1014,7 +1014,7 @@
                 <w:noProof/>
                 <w:webHidden/>
               </w:rPr>
-              <w:instrText xml:space="preserve"> PAGEREF _Toc243502048 \h </w:instrText>
+              <w:instrText xml:space="preserve"> PAGEREF _Toc243504323 \h </w:instrText>
             </w:r>
             <w:r>
               <w:rPr>
@@ -1061,7 +1061,7 @@
               <w14:ligatures w14:val="standardContextual"/>
             </w:rPr>
           </w:pPr>
-          <w:hyperlink w:anchor="_Toc243502049" w:history="1">
+          <w:hyperlink w:anchor="_Toc243504324" w:history="1">
             <w:r>
               <w:rPr>
                 <w:rStyle w:val="a8"/>
@@ -1090,7 +1090,7 @@
                 <w:noProof/>
                 <w:webHidden/>
               </w:rPr>
-              <w:instrText xml:space="preserve"> PAGEREF _Toc243502049 \h </w:instrText>
+              <w:instrText xml:space="preserve"> PAGEREF _Toc243504324 \h </w:instrText>
             </w:r>
             <w:r>
               <w:rPr>
@@ -1137,7 +1137,7 @@
               <w14:ligatures w14:val="standardContextual"/>
             </w:rPr>
           </w:pPr>
-          <w:hyperlink w:anchor="_Toc243502050" w:history="1">
+          <w:hyperlink w:anchor="_Toc243504325" w:history="1">
             <w:r>
               <w:rPr>
                 <w:rStyle w:val="a8"/>
@@ -1166,7 +1166,7 @@
                 <w:noProof/>
                 <w:webHidden/>
               </w:rPr>
-              <w:instrText xml:space="preserve"> PAGEREF _Toc243502050 \h </w:instrText>
+              <w:instrText xml:space="preserve"> PAGEREF _Toc243504325 \h </w:instrText>
             </w:r>
             <w:r>
               <w:rPr>
@@ -1213,7 +1213,7 @@
               <w14:ligatures w14:val="standardContextual"/>
             </w:rPr>
           </w:pPr>
-          <w:hyperlink w:anchor="_Toc243502051" w:history="1">
+          <w:hyperlink w:anchor="_Toc243504326" w:history="1">
             <w:r>
               <w:rPr>
                 <w:rStyle w:val="a8"/>
@@ -1242,7 +1242,7 @@
                 <w:noProof/>
                 <w:webHidden/>
               </w:rPr>
-              <w:instrText xml:space="preserve"> PAGEREF _Toc243502051 \h </w:instrText>
+              <w:instrText xml:space="preserve"> PAGEREF _Toc243504326 \h </w:instrText>
             </w:r>
             <w:r>
               <w:rPr>
@@ -1289,7 +1289,7 @@
               <w14:ligatures w14:val="standardContextual"/>
             </w:rPr>
           </w:pPr>
-          <w:hyperlink w:anchor="_Toc243502052" w:history="1">
+          <w:hyperlink w:anchor="_Toc243504327" w:history="1">
             <w:r>
               <w:rPr>
                 <w:rStyle w:val="a8"/>
@@ -1318,7 +1318,7 @@
                 <w:noProof/>
                 <w:webHidden/>
               </w:rPr>
-              <w:instrText xml:space="preserve"> PAGEREF _Toc243502052 \h </w:instrText>
+              <w:instrText xml:space="preserve"> PAGEREF _Toc243504327 \h </w:instrText>
             </w:r>
             <w:r>
               <w:rPr>
@@ -1365,7 +1365,7 @@
               <w14:ligatures w14:val="standardContextual"/>
             </w:rPr>
           </w:pPr>
-          <w:hyperlink w:anchor="_Toc243502053" w:history="1">
+          <w:hyperlink w:anchor="_Toc243504328" w:history="1">
             <w:r>
               <w:rPr>
                 <w:rStyle w:val="a8"/>
@@ -1394,7 +1394,7 @@
                 <w:noProof/>
                 <w:webHidden/>
               </w:rPr>
-              <w:instrText xml:space="preserve"> PAGEREF _Toc243502053 \h </w:instrText>
+              <w:instrText xml:space="preserve"> PAGEREF _Toc243504328 \h </w:instrText>
             </w:r>
             <w:r>
               <w:rPr>
@@ -1454,7 +1454,7 @@
         <w:spacing w:before="0" w:after="240" w:line="360" w:lineRule="auto"/>
         <w:jc w:val="center"/>
       </w:pPr>
-      <w:bookmarkStart w:id="0" w:name="_Toc243502044"/>
+      <w:bookmarkStart w:id="0" w:name="_Toc243504319"/>
       <w:r>
         <w:rPr>
           <w:rFonts w:ascii="Times New Roman" w:eastAsia="Times New Roman" w:hAnsi="Times New Roman" w:cs="Times New Roman"/>
@@ -1667,7 +1667,7 @@
         <w:spacing w:before="0" w:after="240" w:line="360" w:lineRule="auto"/>
         <w:jc w:val="center"/>
       </w:pPr>
-      <w:bookmarkStart w:id="1" w:name="_Toc243502045"/>
+      <w:bookmarkStart w:id="1" w:name="_Toc243504320"/>
       <w:r>
         <w:rPr>
           <w:rFonts w:ascii="Times New Roman" w:eastAsia="Times New Roman" w:hAnsi="Times New Roman" w:cs="Times New Roman"/>
@@ -1704,7 +1704,7 @@
           <w:noProof/>
         </w:rPr>
         <w:drawing>
-          <wp:inline distT="0" distB="0" distL="0" distR="0" wp14:anchorId="0DD09C21" wp14:editId="17025896">
+          <wp:inline distT="0" distB="0" distL="0" distR="0" wp14:anchorId="7D574591" wp14:editId="1814D087">
             <wp:extent cx="5724000" cy="2837716"/>
             <wp:effectExtent l="0" t="0" r="0" b="0"/>
             <wp:docPr id="891316047" name="Picture 891316047"/>
@@ -2337,7 +2337,7 @@
         <w:spacing w:before="0" w:after="240" w:line="360" w:lineRule="auto"/>
         <w:jc w:val="center"/>
       </w:pPr>
-      <w:bookmarkStart w:id="2" w:name="_Toc243502046"/>
+      <w:bookmarkStart w:id="2" w:name="_Toc243504321"/>
       <w:r>
         <w:rPr>
           <w:rFonts w:ascii="Times New Roman" w:eastAsia="Times New Roman" w:hAnsi="Times New Roman" w:cs="Times New Roman"/>
@@ -2374,7 +2374,7 @@
           <w:noProof/>
         </w:rPr>
         <w:drawing>
-          <wp:inline distT="0" distB="0" distL="0" distR="0" wp14:anchorId="500D279E" wp14:editId="23B5A9EC">
+          <wp:inline distT="0" distB="0" distL="0" distR="0" wp14:anchorId="71908077" wp14:editId="4F9D42A0">
             <wp:extent cx="5724000" cy="2400611"/>
             <wp:effectExtent l="0" t="0" r="0" b="0"/>
             <wp:docPr id="891316048" name="Picture 891316048"/>
@@ -2452,7 +2452,7 @@
         </w:rPr>
         <w:lastRenderedPageBreak/>
         <w:drawing>
-          <wp:inline distT="0" distB="0" distL="0" distR="0" wp14:anchorId="0B448E31" wp14:editId="600F9DE7">
+          <wp:inline distT="0" distB="0" distL="0" distR="0" wp14:anchorId="5F11D575" wp14:editId="4A36C178">
             <wp:extent cx="5724000" cy="3206799"/>
             <wp:effectExtent l="0" t="0" r="0" b="0"/>
             <wp:docPr id="891316049" name="Picture 891316049"/>
@@ -2515,7 +2515,7 @@
           <w:noProof/>
         </w:rPr>
         <w:drawing>
-          <wp:inline distT="0" distB="0" distL="0" distR="0" wp14:anchorId="52299849" wp14:editId="20C3FB8B">
+          <wp:inline distT="0" distB="0" distL="0" distR="0" wp14:anchorId="31A8FBE0" wp14:editId="3AD38DB4">
             <wp:extent cx="5724000" cy="4038022"/>
             <wp:effectExtent l="0" t="0" r="0" b="0"/>
             <wp:docPr id="891316050" name="Picture 891316050"/>
@@ -2601,7 +2601,7 @@
         </w:rPr>
         <w:lastRenderedPageBreak/>
         <w:drawing>
-          <wp:inline distT="0" distB="0" distL="0" distR="0" wp14:anchorId="1995C0DD" wp14:editId="2114AF0F">
+          <wp:inline distT="0" distB="0" distL="0" distR="0" wp14:anchorId="60EFF73F" wp14:editId="70ED2950">
             <wp:extent cx="5589344" cy="7200000"/>
             <wp:effectExtent l="0" t="0" r="0" b="0"/>
             <wp:docPr id="891316051" name="Picture 891316051"/>
@@ -2660,7 +2660,7 @@
         <w:spacing w:before="0" w:after="240" w:line="360" w:lineRule="auto"/>
         <w:jc w:val="center"/>
       </w:pPr>
-      <w:bookmarkStart w:id="3" w:name="_Toc243502047"/>
+      <w:bookmarkStart w:id="3" w:name="_Toc243504322"/>
       <w:r>
         <w:rPr>
           <w:rFonts w:ascii="Times New Roman" w:eastAsia="Times New Roman" w:hAnsi="Times New Roman" w:cs="Times New Roman"/>
@@ -2697,7 +2697,7 @@
           <w:noProof/>
         </w:rPr>
         <w:drawing>
-          <wp:inline distT="0" distB="0" distL="0" distR="0" wp14:anchorId="318CA4F2" wp14:editId="7BA0B13A">
+          <wp:inline distT="0" distB="0" distL="0" distR="0" wp14:anchorId="5556E4D0" wp14:editId="0194D80F">
             <wp:extent cx="5724000" cy="4586138"/>
             <wp:effectExtent l="0" t="0" r="0" b="0"/>
             <wp:docPr id="891316052" name="Picture 891316052"/>
@@ -2761,7 +2761,7 @@
         </w:rPr>
         <w:lastRenderedPageBreak/>
         <w:drawing>
-          <wp:inline distT="0" distB="0" distL="0" distR="0" wp14:anchorId="5EBBEBB0" wp14:editId="6A4DB53F">
+          <wp:inline distT="0" distB="0" distL="0" distR="0" wp14:anchorId="4631586B" wp14:editId="6E19D7B6">
             <wp:extent cx="5724000" cy="1526400"/>
             <wp:effectExtent l="0" t="0" r="0" b="0"/>
             <wp:docPr id="891316053" name="Picture 891316053"/>
@@ -2839,7 +2839,7 @@
         </w:rPr>
         <w:lastRenderedPageBreak/>
         <w:drawing>
-          <wp:inline distT="0" distB="0" distL="0" distR="0" wp14:anchorId="422F2AD2" wp14:editId="268A9A93">
+          <wp:inline distT="0" distB="0" distL="0" distR="0" wp14:anchorId="70755A6C" wp14:editId="611AE46F">
             <wp:extent cx="5667963" cy="7199999"/>
             <wp:effectExtent l="0" t="0" r="0" b="0"/>
             <wp:docPr id="891316054" name="Picture 891316054"/>
@@ -2924,7 +2924,7 @@
           <w:noProof/>
         </w:rPr>
         <w:drawing>
-          <wp:inline distT="0" distB="0" distL="0" distR="0" wp14:anchorId="2E58BC8A" wp14:editId="1D45CA62">
+          <wp:inline distT="0" distB="0" distL="0" distR="0" wp14:anchorId="5FBA5242" wp14:editId="09F2A950">
             <wp:extent cx="4320000" cy="1910400"/>
             <wp:effectExtent l="0" t="0" r="0" b="0"/>
             <wp:docPr id="891316055" name="Picture 891316055"/>
@@ -2987,7 +2987,7 @@
           <w:noProof/>
         </w:rPr>
         <w:drawing>
-          <wp:inline distT="0" distB="0" distL="0" distR="0" wp14:anchorId="1971D9AF" wp14:editId="3FB8DE60">
+          <wp:inline distT="0" distB="0" distL="0" distR="0" wp14:anchorId="3D5614CA" wp14:editId="2A686219">
             <wp:extent cx="4320000" cy="2313600"/>
             <wp:effectExtent l="0" t="0" r="0" b="0"/>
             <wp:docPr id="891316056" name="Picture 891316056"/>
@@ -3051,7 +3051,7 @@
         </w:rPr>
         <w:lastRenderedPageBreak/>
         <w:drawing>
-          <wp:inline distT="0" distB="0" distL="0" distR="0" wp14:anchorId="3237CD83" wp14:editId="21D3DCC1">
+          <wp:inline distT="0" distB="0" distL="0" distR="0" wp14:anchorId="01883553" wp14:editId="61725544">
             <wp:extent cx="5724000" cy="2945258"/>
             <wp:effectExtent l="0" t="0" r="0" b="0"/>
             <wp:docPr id="891316057" name="Picture 891316057"/>
@@ -3129,7 +3129,7 @@
         </w:rPr>
         <w:lastRenderedPageBreak/>
         <w:drawing>
-          <wp:inline distT="0" distB="0" distL="0" distR="0" wp14:anchorId="57C89A80" wp14:editId="45DBF7CB">
+          <wp:inline distT="0" distB="0" distL="0" distR="0" wp14:anchorId="7A3E00AB" wp14:editId="37ACAC2A">
             <wp:extent cx="5724000" cy="5130785"/>
             <wp:effectExtent l="0" t="0" r="0" b="0"/>
             <wp:docPr id="891316058" name="Picture 891316058"/>
@@ -3188,7 +3188,7 @@
         <w:spacing w:before="0" w:after="240" w:line="360" w:lineRule="auto"/>
         <w:jc w:val="center"/>
       </w:pPr>
-      <w:bookmarkStart w:id="4" w:name="_Toc243502048"/>
+      <w:bookmarkStart w:id="4" w:name="_Toc243504323"/>
       <w:r>
         <w:rPr>
           <w:rFonts w:ascii="Times New Roman" w:eastAsia="Times New Roman" w:hAnsi="Times New Roman" w:cs="Times New Roman"/>
@@ -3225,7 +3225,7 @@
           <w:noProof/>
         </w:rPr>
         <w:drawing>
-          <wp:inline distT="0" distB="0" distL="0" distR="0" wp14:anchorId="22BDF1AD" wp14:editId="6BED45E6">
+          <wp:inline distT="0" distB="0" distL="0" distR="0" wp14:anchorId="76558D76" wp14:editId="4B20EFA3">
             <wp:extent cx="5724000" cy="4034121"/>
             <wp:effectExtent l="0" t="0" r="0" b="0"/>
             <wp:docPr id="891316059" name="Picture 891316059"/>
@@ -3289,7 +3289,7 @@
         </w:rPr>
         <w:lastRenderedPageBreak/>
         <w:drawing>
-          <wp:inline distT="0" distB="0" distL="0" distR="0" wp14:anchorId="089F7069" wp14:editId="67A81654">
+          <wp:inline distT="0" distB="0" distL="0" distR="0" wp14:anchorId="49961F26" wp14:editId="1F35D3F7">
             <wp:extent cx="5724000" cy="3555662"/>
             <wp:effectExtent l="0" t="0" r="0" b="0"/>
             <wp:docPr id="891316060" name="Picture 891316060"/>
@@ -3367,7 +3367,7 @@
         </w:rPr>
         <w:lastRenderedPageBreak/>
         <w:drawing>
-          <wp:inline distT="0" distB="0" distL="0" distR="0" wp14:anchorId="366D7879" wp14:editId="20B37946">
+          <wp:inline distT="0" distB="0" distL="0" distR="0" wp14:anchorId="6F11786E" wp14:editId="0C45FBAA">
             <wp:extent cx="3625096" cy="7199998"/>
             <wp:effectExtent l="0" t="0" r="0" b="0"/>
             <wp:docPr id="891316061" name="Picture 891316061"/>
@@ -3426,7 +3426,7 @@
         <w:spacing w:before="0" w:after="240" w:line="360" w:lineRule="auto"/>
         <w:jc w:val="center"/>
       </w:pPr>
-      <w:bookmarkStart w:id="5" w:name="_Toc243502049"/>
+      <w:bookmarkStart w:id="5" w:name="_Toc243504324"/>
       <w:r>
         <w:rPr>
           <w:rFonts w:ascii="Times New Roman" w:eastAsia="Times New Roman" w:hAnsi="Times New Roman" w:cs="Times New Roman"/>
@@ -3463,7 +3463,7 @@
           <w:noProof/>
         </w:rPr>
         <w:drawing>
-          <wp:inline distT="0" distB="0" distL="0" distR="0" wp14:anchorId="20403891" wp14:editId="5AC6C6C0">
+          <wp:inline distT="0" distB="0" distL="0" distR="0" wp14:anchorId="73D46B37" wp14:editId="3722219B">
             <wp:extent cx="5724000" cy="3603690"/>
             <wp:effectExtent l="0" t="0" r="0" b="0"/>
             <wp:docPr id="891316062" name="Picture 891316062"/>
@@ -3527,7 +3527,7 @@
         </w:rPr>
         <w:lastRenderedPageBreak/>
         <w:drawing>
-          <wp:inline distT="0" distB="0" distL="0" distR="0" wp14:anchorId="16C396CF" wp14:editId="687D3B9E">
+          <wp:inline distT="0" distB="0" distL="0" distR="0" wp14:anchorId="336FFE44" wp14:editId="6A7A5110">
             <wp:extent cx="5724000" cy="3603690"/>
             <wp:effectExtent l="0" t="0" r="0" b="0"/>
             <wp:docPr id="891316063" name="Picture 891316063"/>
@@ -3605,7 +3605,7 @@
         </w:rPr>
         <w:lastRenderedPageBreak/>
         <w:drawing>
-          <wp:inline distT="0" distB="0" distL="0" distR="0" wp14:anchorId="276513FC" wp14:editId="6BBC807D">
+          <wp:inline distT="0" distB="0" distL="0" distR="0" wp14:anchorId="7184D543" wp14:editId="0FF64E40">
             <wp:extent cx="5724000" cy="3603690"/>
             <wp:effectExtent l="0" t="0" r="0" b="0"/>
             <wp:docPr id="891316064" name="Picture 891316064"/>
@@ -3668,7 +3668,7 @@
           <w:noProof/>
         </w:rPr>
         <w:drawing>
-          <wp:inline distT="0" distB="0" distL="0" distR="0" wp14:anchorId="399A225D" wp14:editId="69251370">
+          <wp:inline distT="0" distB="0" distL="0" distR="0" wp14:anchorId="772497BB" wp14:editId="51DDE0C3">
             <wp:extent cx="5724000" cy="4336999"/>
             <wp:effectExtent l="0" t="0" r="0" b="0"/>
             <wp:docPr id="891316065" name="Picture 891316065"/>
@@ -3732,7 +3732,7 @@
         </w:rPr>
         <w:lastRenderedPageBreak/>
         <w:drawing>
-          <wp:inline distT="0" distB="0" distL="0" distR="0" wp14:anchorId="4E679EBB" wp14:editId="78414D1D">
+          <wp:inline distT="0" distB="0" distL="0" distR="0" wp14:anchorId="48046E2F" wp14:editId="6D03D6A4">
             <wp:extent cx="5724000" cy="3603690"/>
             <wp:effectExtent l="0" t="0" r="0" b="0"/>
             <wp:docPr id="891316066" name="Picture 891316066"/>
@@ -3810,7 +3810,7 @@
         </w:rPr>
         <w:lastRenderedPageBreak/>
         <w:drawing>
-          <wp:inline distT="0" distB="0" distL="0" distR="0" wp14:anchorId="7C3841ED" wp14:editId="15460C9F">
+          <wp:inline distT="0" distB="0" distL="0" distR="0" wp14:anchorId="474E3C0D" wp14:editId="1F629CE9">
             <wp:extent cx="5724000" cy="3603690"/>
             <wp:effectExtent l="0" t="0" r="0" b="0"/>
             <wp:docPr id="891316067" name="Picture 891316067"/>
@@ -3873,7 +3873,7 @@
           <w:noProof/>
         </w:rPr>
         <w:drawing>
-          <wp:inline distT="0" distB="0" distL="0" distR="0" wp14:anchorId="3B5EFC6A" wp14:editId="46064161">
+          <wp:inline distT="0" distB="0" distL="0" distR="0" wp14:anchorId="252A567C" wp14:editId="6444A398">
             <wp:extent cx="5724000" cy="3603690"/>
             <wp:effectExtent l="0" t="0" r="0" b="0"/>
             <wp:docPr id="891316068" name="Picture 891316068"/>
@@ -3937,7 +3937,7 @@
         </w:rPr>
         <w:lastRenderedPageBreak/>
         <w:drawing>
-          <wp:inline distT="0" distB="0" distL="0" distR="0" wp14:anchorId="7906FC07" wp14:editId="1BFF97EC">
+          <wp:inline distT="0" distB="0" distL="0" distR="0" wp14:anchorId="3844E22D" wp14:editId="45A597A9">
             <wp:extent cx="5724000" cy="3603690"/>
             <wp:effectExtent l="0" t="0" r="0" b="0"/>
             <wp:docPr id="891316069" name="Picture 891316069"/>
@@ -4000,7 +4000,7 @@
           <w:noProof/>
         </w:rPr>
         <w:drawing>
-          <wp:inline distT="0" distB="0" distL="0" distR="0" wp14:anchorId="37740A7B" wp14:editId="79C2F10A">
+          <wp:inline distT="0" distB="0" distL="0" distR="0" wp14:anchorId="7CB81AE3" wp14:editId="3DEC7744">
             <wp:extent cx="5724000" cy="3603690"/>
             <wp:effectExtent l="0" t="0" r="0" b="0"/>
             <wp:docPr id="891316070" name="Picture 891316070"/>
@@ -4059,7 +4059,7 @@
         <w:spacing w:before="0" w:after="240" w:line="360" w:lineRule="auto"/>
         <w:jc w:val="center"/>
       </w:pPr>
-      <w:bookmarkStart w:id="6" w:name="_Toc243502050"/>
+      <w:bookmarkStart w:id="6" w:name="_Toc243504325"/>
       <w:r>
         <w:rPr>
           <w:rFonts w:ascii="Times New Roman" w:eastAsia="Times New Roman" w:hAnsi="Times New Roman" w:cs="Times New Roman"/>
@@ -4493,7 +4493,7 @@
         </w:rPr>
         <w:lastRenderedPageBreak/>
         <w:drawing>
-          <wp:inline distT="0" distB="0" distL="0" distR="0" wp14:anchorId="46A5FD1A" wp14:editId="68EB9AA5">
+          <wp:inline distT="0" distB="0" distL="0" distR="0" wp14:anchorId="33A84ED6" wp14:editId="5AE52721">
             <wp:extent cx="5724000" cy="3711927"/>
             <wp:effectExtent l="0" t="0" r="0" b="0"/>
             <wp:docPr id="891316071" name="Picture 891316071"/>
@@ -4571,7 +4571,7 @@
         </w:rPr>
         <w:lastRenderedPageBreak/>
         <w:drawing>
-          <wp:inline distT="0" distB="0" distL="0" distR="0" wp14:anchorId="3198A1BB" wp14:editId="47814B17">
+          <wp:inline distT="0" distB="0" distL="0" distR="0" wp14:anchorId="241B1074" wp14:editId="3D530875">
             <wp:extent cx="5724000" cy="5567891"/>
             <wp:effectExtent l="0" t="0" r="0" b="0"/>
             <wp:docPr id="891316072" name="Picture 891316072"/>
@@ -5255,7 +5255,7 @@
           <w:noProof/>
         </w:rPr>
         <w:drawing>
-          <wp:inline distT="0" distB="0" distL="0" distR="0" wp14:anchorId="462A881F" wp14:editId="68B4F423">
+          <wp:inline distT="0" distB="0" distL="0" distR="0" wp14:anchorId="357853EF" wp14:editId="6438D316">
             <wp:extent cx="5724000" cy="2320128"/>
             <wp:effectExtent l="0" t="0" r="0" b="0"/>
             <wp:docPr id="891316073" name="Picture 891316073"/>
@@ -5318,7 +5318,7 @@
           <w:noProof/>
         </w:rPr>
         <w:drawing>
-          <wp:inline distT="0" distB="0" distL="0" distR="0" wp14:anchorId="0106CB9E" wp14:editId="7CBE2B43">
+          <wp:inline distT="0" distB="0" distL="0" distR="0" wp14:anchorId="7306D5F8" wp14:editId="684B8945">
             <wp:extent cx="5724000" cy="1999584"/>
             <wp:effectExtent l="0" t="0" r="0" b="0"/>
             <wp:docPr id="891316074" name="Picture 891316074"/>
@@ -5381,7 +5381,7 @@
           <w:noProof/>
         </w:rPr>
         <w:drawing>
-          <wp:inline distT="0" distB="0" distL="0" distR="0" wp14:anchorId="268E9264" wp14:editId="4692DEAB">
+          <wp:inline distT="0" distB="0" distL="0" distR="0" wp14:anchorId="34DE17C6" wp14:editId="4742DC7F">
             <wp:extent cx="5724000" cy="396864"/>
             <wp:effectExtent l="0" t="0" r="0" b="0"/>
             <wp:docPr id="891316075" name="Picture 891316075"/>
@@ -5440,7 +5440,7 @@
         <w:spacing w:before="0" w:after="240" w:line="360" w:lineRule="auto"/>
         <w:jc w:val="center"/>
       </w:pPr>
-      <w:bookmarkStart w:id="7" w:name="_Toc243502051"/>
+      <w:bookmarkStart w:id="7" w:name="_Toc243504326"/>
       <w:r>
         <w:rPr>
           <w:rFonts w:ascii="Times New Roman" w:eastAsia="Times New Roman" w:hAnsi="Times New Roman" w:cs="Times New Roman"/>
@@ -5860,7 +5860,7 @@
         </w:rPr>
         <w:lastRenderedPageBreak/>
         <w:drawing>
-          <wp:inline distT="0" distB="0" distL="0" distR="0" wp14:anchorId="0B7525E2" wp14:editId="283B07D3">
+          <wp:inline distT="0" distB="0" distL="0" distR="0" wp14:anchorId="6B11DE9C" wp14:editId="2795E4C9">
             <wp:extent cx="5724000" cy="5897455"/>
             <wp:effectExtent l="0" t="0" r="0" b="0"/>
             <wp:docPr id="891316076" name="Picture 891316076"/>
@@ -5924,7 +5924,7 @@
         </w:rPr>
         <w:lastRenderedPageBreak/>
         <w:drawing>
-          <wp:inline distT="0" distB="0" distL="0" distR="0" wp14:anchorId="7BA7F062" wp14:editId="74BDCB6C">
+          <wp:inline distT="0" distB="0" distL="0" distR="0" wp14:anchorId="3C76ABE4" wp14:editId="2FAD1E80">
             <wp:extent cx="5724000" cy="2401145"/>
             <wp:effectExtent l="0" t="0" r="0" b="0"/>
             <wp:docPr id="891316077" name="Picture 891316077"/>
@@ -6001,7 +6001,7 @@
           <w:noProof/>
         </w:rPr>
         <w:drawing>
-          <wp:inline distT="0" distB="0" distL="0" distR="0" wp14:anchorId="3031D6C3" wp14:editId="0308B94E">
+          <wp:inline distT="0" distB="0" distL="0" distR="0" wp14:anchorId="1F77D1B8" wp14:editId="52B542AE">
             <wp:extent cx="3960000" cy="1346400"/>
             <wp:effectExtent l="0" t="0" r="0" b="0"/>
             <wp:docPr id="891316078" name="Picture 891316078"/>
@@ -6065,7 +6065,7 @@
         </w:rPr>
         <w:lastRenderedPageBreak/>
         <w:drawing>
-          <wp:inline distT="0" distB="0" distL="0" distR="0" wp14:anchorId="00B99D3D" wp14:editId="6BD1CD9B">
+          <wp:inline distT="0" distB="0" distL="0" distR="0" wp14:anchorId="0ECBE7F4" wp14:editId="3F8E2DD8">
             <wp:extent cx="5724000" cy="3577500"/>
             <wp:effectExtent l="0" t="0" r="0" b="0"/>
             <wp:docPr id="891316079" name="Picture 891316079"/>
@@ -6128,7 +6128,7 @@
           <w:noProof/>
         </w:rPr>
         <w:drawing>
-          <wp:inline distT="0" distB="0" distL="0" distR="0" wp14:anchorId="6AC996BB" wp14:editId="52A87274">
+          <wp:inline distT="0" distB="0" distL="0" distR="0" wp14:anchorId="4C8185C5" wp14:editId="1FF5A94A">
             <wp:extent cx="5724000" cy="3577500"/>
             <wp:effectExtent l="0" t="0" r="0" b="0"/>
             <wp:docPr id="891316080" name="Picture 891316080"/>
@@ -6213,7 +6213,7 @@
           <w:noProof/>
         </w:rPr>
         <w:drawing>
-          <wp:inline distT="0" distB="0" distL="0" distR="0" wp14:anchorId="233BA2FC" wp14:editId="41E86507">
+          <wp:inline distT="0" distB="0" distL="0" distR="0" wp14:anchorId="2E6C43BE" wp14:editId="0A6F8AEC">
             <wp:extent cx="4320000" cy="2617600"/>
             <wp:effectExtent l="0" t="0" r="0" b="0"/>
             <wp:docPr id="891316081" name="Picture 891316081"/>
@@ -6276,7 +6276,7 @@
           <w:noProof/>
         </w:rPr>
         <w:drawing>
-          <wp:inline distT="0" distB="0" distL="0" distR="0" wp14:anchorId="0B78A253" wp14:editId="2DF80965">
+          <wp:inline distT="0" distB="0" distL="0" distR="0" wp14:anchorId="74312A5E" wp14:editId="1D333F8D">
             <wp:extent cx="5724000" cy="2504250"/>
             <wp:effectExtent l="0" t="0" r="0" b="0"/>
             <wp:docPr id="891316082" name="Picture 891316082"/>
@@ -6361,7 +6361,7 @@
           <w:noProof/>
         </w:rPr>
         <w:drawing>
-          <wp:inline distT="0" distB="0" distL="0" distR="0" wp14:anchorId="1F8D26DC" wp14:editId="05187E1F">
+          <wp:inline distT="0" distB="0" distL="0" distR="0" wp14:anchorId="5219D12C" wp14:editId="437A73BA">
             <wp:extent cx="5724000" cy="5187375"/>
             <wp:effectExtent l="0" t="0" r="0" b="0"/>
             <wp:docPr id="891316083" name="Picture 891316083"/>
@@ -6420,7 +6420,7 @@
         <w:spacing w:before="0" w:after="240" w:line="360" w:lineRule="auto"/>
         <w:jc w:val="center"/>
       </w:pPr>
-      <w:bookmarkStart w:id="8" w:name="_Toc243502052"/>
+      <w:bookmarkStart w:id="8" w:name="_Toc243504327"/>
       <w:r>
         <w:rPr>
           <w:rFonts w:ascii="Times New Roman" w:eastAsia="Times New Roman" w:hAnsi="Times New Roman" w:cs="Times New Roman"/>
@@ -6457,7 +6457,7 @@
           <w:noProof/>
         </w:rPr>
         <w:drawing>
-          <wp:inline distT="0" distB="0" distL="0" distR="0" wp14:anchorId="17AB2795" wp14:editId="1C1A3B13">
+          <wp:inline distT="0" distB="0" distL="0" distR="0" wp14:anchorId="4BB6923E" wp14:editId="36152F0A">
             <wp:extent cx="4320000" cy="2716800"/>
             <wp:effectExtent l="0" t="0" r="0" b="0"/>
             <wp:docPr id="891316084" name="Picture 891316084"/>
@@ -6520,7 +6520,7 @@
           <w:noProof/>
         </w:rPr>
         <w:drawing>
-          <wp:inline distT="0" distB="0" distL="0" distR="0" wp14:anchorId="3559075E" wp14:editId="337C7538">
+          <wp:inline distT="0" distB="0" distL="0" distR="0" wp14:anchorId="65BA564B" wp14:editId="388D55E9">
             <wp:extent cx="5724000" cy="921711"/>
             <wp:effectExtent l="0" t="0" r="0" b="0"/>
             <wp:docPr id="891316085" name="Picture 891316085"/>
@@ -6579,7 +6579,7 @@
         <w:spacing w:before="0" w:after="240" w:line="360" w:lineRule="auto"/>
         <w:jc w:val="center"/>
       </w:pPr>
-      <w:bookmarkStart w:id="9" w:name="_Toc243502053"/>
+      <w:bookmarkStart w:id="9" w:name="_Toc243504328"/>
       <w:r>
         <w:rPr>
           <w:rFonts w:ascii="Times New Roman" w:eastAsia="Times New Roman" w:hAnsi="Times New Roman" w:cs="Times New Roman"/>
@@ -8419,46 +8419,46 @@
       </w:rPr>
     </w:lvl>
   </w:abstractNum>
-  <w:num w:numId="1" w16cid:durableId="1647079267">
+  <w:num w:numId="1" w16cid:durableId="405618048">
     <w:abstractNumId w:val="3"/>
   </w:num>
-  <w:num w:numId="2" w16cid:durableId="1804350438">
+  <w:num w:numId="2" w16cid:durableId="604458478">
     <w:abstractNumId w:val="0"/>
   </w:num>
-  <w:num w:numId="3" w16cid:durableId="1990472869">
+  <w:num w:numId="3" w16cid:durableId="1688562461">
     <w:abstractNumId w:val="12"/>
   </w:num>
-  <w:num w:numId="4" w16cid:durableId="89475583">
+  <w:num w:numId="4" w16cid:durableId="299532080">
     <w:abstractNumId w:val="4"/>
   </w:num>
-  <w:num w:numId="5" w16cid:durableId="22289192">
+  <w:num w:numId="5" w16cid:durableId="1190530619">
     <w:abstractNumId w:val="1"/>
   </w:num>
-  <w:num w:numId="6" w16cid:durableId="834539931">
+  <w:num w:numId="6" w16cid:durableId="367487987">
     <w:abstractNumId w:val="7"/>
   </w:num>
-  <w:num w:numId="7" w16cid:durableId="742877436">
+  <w:num w:numId="7" w16cid:durableId="1654984711">
     <w:abstractNumId w:val="10"/>
   </w:num>
-  <w:num w:numId="8" w16cid:durableId="1815021235">
+  <w:num w:numId="8" w16cid:durableId="515653974">
     <w:abstractNumId w:val="13"/>
   </w:num>
-  <w:num w:numId="9" w16cid:durableId="1713845478">
+  <w:num w:numId="9" w16cid:durableId="1207520663">
     <w:abstractNumId w:val="6"/>
   </w:num>
-  <w:num w:numId="10" w16cid:durableId="87041465">
+  <w:num w:numId="10" w16cid:durableId="1883981868">
     <w:abstractNumId w:val="5"/>
   </w:num>
-  <w:num w:numId="11" w16cid:durableId="1709449866">
+  <w:num w:numId="11" w16cid:durableId="716466800">
     <w:abstractNumId w:val="2"/>
   </w:num>
-  <w:num w:numId="12" w16cid:durableId="406880022">
+  <w:num w:numId="12" w16cid:durableId="1947426602">
     <w:abstractNumId w:val="8"/>
   </w:num>
-  <w:num w:numId="13" w16cid:durableId="945965035">
+  <w:num w:numId="13" w16cid:durableId="1603341549">
     <w:abstractNumId w:val="11"/>
   </w:num>
-  <w:num w:numId="14" w16cid:durableId="1400711753">
+  <w:num w:numId="14" w16cid:durableId="1576086420">
     <w:abstractNumId w:val="9"/>
   </w:num>
 </w:numbering>
